--- a/docs/PulseWatch-Admin-Guide.docx
+++ b/docs/PulseWatch-Admin-Guide.docx
@@ -6047,6 +6047,26 @@
       </w:pPr>
       <w:r>
         <w:t xml:space="preserve">An empty field means no restriction. Providers with a list show the "Group" badge in the overview.</w:t>
+      </w:r>
+    </w:p>
+    <w:p>
+      <w:pPr>
+        <w:pStyle w:val="ListParagraph"/>
+        <w:numPr>
+          <w:ilvl w:val="0"/>
+          <w:numId w:val="4"/>
+        </w:numPr>
+        <w:spacing w:after="60" w:line="288"/>
+      </w:pPr>
+      <w:r>
+        <w:rPr>
+          <w:b/>
+          <w:bCs/>
+        </w:rPr>
+        <w:t xml:space="preserve">Editors and admins only:</w:t>
+      </w:r>
+      <w:r>
+        <w:t xml:space="preserve"> The "Editors and admins only" switch lets in only members of the admin or editor groups. Anyone who would only become a viewer is turned away as described above, even if they are in an "Allowed group". This requires admin/editor groups to be set on the provider, otherwise nobody can sign in through SSO (local accounts keep working). With the default role "Editor" the switch has no effect.</w:t>
       </w:r>
     </w:p>
     <w:p>

--- a/docs/PulseWatch-Admin-Guide.docx
+++ b/docs/PulseWatch-Admin-Guide.docx
@@ -52,7 +52,7 @@
           <w:sz w:val="20"/>
           <w:szCs w:val="20"/>
         </w:rPr>
-        <w:t xml:space="preserve">As of October 2026 · Version 0.1</w:t>
+        <w:t xml:space="preserve">As of October 2026 · Version 0.2</w:t>
       </w:r>
     </w:p>
     <w:p>
@@ -2099,6 +2099,43 @@
           </w:tcPr>
           <w:p>
             <w:r>
+              <w:t xml:space="preserve">Report as down after</w:t>
+            </w:r>
+          </w:p>
+        </w:tc>
+        <w:tc>
+          <w:tcPr>
+            <w:tcW w:type="dxa" w:w="6426"/>
+            <w:tcMar>
+              <w:top w:type="dxa" w:w="60"/>
+              <w:left w:type="dxa" w:w="100"/>
+              <w:bottom w:type="dxa" w:w="60"/>
+              <w:right w:type="dxa" w:w="100"/>
+            </w:tcMar>
+          </w:tcPr>
+          <w:p>
+            <w:r>
+              <w:t xml:space="preserve">Open an incident and alert only when the monitor has been failing this long (seconds or minutes). Ideal for restarts and short blips. The check keeps running at the retry interval meanwhile, and a recovery within the time never opens an incident. If the field is empty, the instance-wide rule applies.</w:t>
+            </w:r>
+          </w:p>
+        </w:tc>
+      </w:tr>
+      <w:tr>
+        <w:trPr>
+          <w:cantSplit/>
+        </w:trPr>
+        <w:tc>
+          <w:tcPr>
+            <w:tcW w:type="dxa" w:w="2600"/>
+            <w:tcMar>
+              <w:top w:type="dxa" w:w="60"/>
+              <w:left w:type="dxa" w:w="100"/>
+              <w:bottom w:type="dxa" w:w="60"/>
+              <w:right w:type="dxa" w:w="100"/>
+            </w:tcMar>
+          </w:tcPr>
+          <w:p>
+            <w:r>
               <w:t xml:space="preserve">Flap detection</w:t>
             </w:r>
           </w:p>
@@ -2141,7 +2178,17 @@
         <w:t xml:space="preserve">Settings → Defaults</w:t>
       </w:r>
       <w:r>
-        <w:t xml:space="preserve"> you define what new monitors are pre-filled with.</w:t>
+        <w:t xml:space="preserve"> you define what new monitors are pre-filled with. That is also where the </w:t>
+      </w:r>
+      <w:r>
+        <w:rPr>
+          <w:b/>
+          <w:bCs/>
+        </w:rPr>
+        <w:t xml:space="preserve">instance-wide "Report as down after" rule</w:t>
+      </w:r>
+      <w:r>
+        <w:t xml:space="preserve"> lives: it applies live to every monitor that has no value of its own. A value on the monitor (even 0 for "immediately") takes precedence.</w:t>
       </w:r>
     </w:p>
     <w:p>
@@ -4573,6 +4620,26 @@
       </w:r>
       <w:r>
         <w:t xml:space="preserve"> only signed-in PulseWatch users.</w:t>
+      </w:r>
+    </w:p>
+    <w:p>
+      <w:pPr>
+        <w:pStyle w:val="ListParagraph"/>
+        <w:numPr>
+          <w:ilvl w:val="0"/>
+          <w:numId w:val="4"/>
+        </w:numPr>
+        <w:spacing w:after="60" w:line="288"/>
+      </w:pPr>
+      <w:r>
+        <w:rPr>
+          <w:b/>
+          <w:bCs/>
+        </w:rPr>
+        <w:t xml:space="preserve">Hiding incidents:</w:t>
+      </w:r>
+      <w:r>
+        <w:t xml:space="preserve"> Each row in the component list has an eye icon. When enabled, resolved incidents of that component are not listed under "Past incidents" on this page (nor in the RSS feed). Ongoing incidents stay visible. Useful for components with frequent, unimportant blips.</w:t>
       </w:r>
     </w:p>
     <w:p>
